--- a/9-交付管理/运行记录类文件/090205-天津港引航中心引航信息系统及设备维护项目-交付方案.docx
+++ b/9-交付管理/运行记录类文件/090205-天津港引航中心引航信息系统及设备维护项目-交付方案.docx
@@ -367,8 +367,18 @@
               <w:rPr>
                 <w:rFonts w:hint="eastAsia" w:ascii="宋体" w:hAnsi="宋体" w:cs="宋体"/>
                 <w:sz w:val="21"/>
-              </w:rPr>
-              <w:t>编制时间:</w:t>
+                <w:lang w:val="en-US" w:eastAsia="zh-CN"/>
+              </w:rPr>
+              <w:t>审核</w:t>
+            </w:r>
+            <w:bookmarkStart w:id="50" w:name="_GoBack"/>
+            <w:bookmarkEnd w:id="50"/>
+            <w:r>
+              <w:rPr>
+                <w:rFonts w:hint="eastAsia" w:ascii="宋体" w:hAnsi="宋体" w:cs="宋体"/>
+                <w:sz w:val="21"/>
+              </w:rPr>
+              <w:t>时间:</w:t>
             </w:r>
             <w:r>
               <w:rPr>
@@ -3368,8 +3378,8 @@
         <w:pStyle w:val="31"/>
         <w:bidi w:val="0"/>
       </w:pPr>
-      <w:bookmarkStart w:id="6" w:name="heading_3"/>
-      <w:bookmarkStart w:id="7" w:name="_Toc17943"/>
+      <w:bookmarkStart w:id="6" w:name="_Toc17943"/>
+      <w:bookmarkStart w:id="7" w:name="heading_3"/>
       <w:r>
         <w:t>交付范围</w:t>
       </w:r>
@@ -3628,7 +3638,6 @@
             <w:insideH w:val="none" w:color="auto" w:sz="0" w:space="0"/>
             <w:insideV w:val="none" w:color="auto" w:sz="0" w:space="0"/>
           </w:tblBorders>
-          <w:shd w:val="clear" w:color="auto" w:fill="auto"/>
           <w:tblCellMar>
             <w:top w:w="15" w:type="dxa"/>
             <w:left w:w="15" w:type="dxa"/>
@@ -3896,6 +3905,7 @@
             <w:insideH w:val="none" w:color="auto" w:sz="0" w:space="0"/>
             <w:insideV w:val="none" w:color="auto" w:sz="0" w:space="0"/>
           </w:tblBorders>
+          <w:shd w:val="clear" w:color="auto" w:fill="auto"/>
           <w:tblCellMar>
             <w:top w:w="15" w:type="dxa"/>
             <w:left w:w="15" w:type="dxa"/>
@@ -4152,6 +4162,7 @@
             <w:insideH w:val="none" w:color="auto" w:sz="0" w:space="0"/>
             <w:insideV w:val="none" w:color="auto" w:sz="0" w:space="0"/>
           </w:tblBorders>
+          <w:shd w:val="clear" w:color="auto" w:fill="auto"/>
           <w:tblCellMar>
             <w:top w:w="15" w:type="dxa"/>
             <w:left w:w="15" w:type="dxa"/>
@@ -4408,6 +4419,7 @@
             <w:insideH w:val="none" w:color="auto" w:sz="0" w:space="0"/>
             <w:insideV w:val="none" w:color="auto" w:sz="0" w:space="0"/>
           </w:tblBorders>
+          <w:shd w:val="clear" w:color="auto" w:fill="auto"/>
           <w:tblCellMar>
             <w:top w:w="15" w:type="dxa"/>
             <w:left w:w="15" w:type="dxa"/>
@@ -4921,6 +4933,7 @@
             <w:insideH w:val="none" w:color="auto" w:sz="0" w:space="0"/>
             <w:insideV w:val="none" w:color="auto" w:sz="0" w:space="0"/>
           </w:tblBorders>
+          <w:shd w:val="clear" w:color="auto" w:fill="auto"/>
           <w:tblCellMar>
             <w:top w:w="15" w:type="dxa"/>
             <w:left w:w="15" w:type="dxa"/>
@@ -5457,8 +5470,8 @@
         <w:pStyle w:val="31"/>
         <w:bidi w:val="0"/>
       </w:pPr>
-      <w:bookmarkStart w:id="18" w:name="heading_9"/>
-      <w:bookmarkStart w:id="19" w:name="_Toc16883"/>
+      <w:bookmarkStart w:id="18" w:name="_Toc16883"/>
+      <w:bookmarkStart w:id="19" w:name="heading_9"/>
       <w:r>
         <w:t>第三阶段：系统优化与培训（2025年10月-11月）</w:t>
       </w:r>
@@ -5579,8 +5592,8 @@
         <w:pStyle w:val="31"/>
         <w:bidi w:val="0"/>
       </w:pPr>
-      <w:bookmarkStart w:id="20" w:name="heading_10"/>
-      <w:bookmarkStart w:id="21" w:name="_Toc15725"/>
+      <w:bookmarkStart w:id="20" w:name="_Toc15725"/>
+      <w:bookmarkStart w:id="21" w:name="heading_10"/>
       <w:r>
         <w:t>第四阶段：常态化运行与监控（2025年12月-2026年5月）</w:t>
       </w:r>
@@ -5802,8 +5815,8 @@
         <w:pStyle w:val="29"/>
         <w:bidi w:val="0"/>
       </w:pPr>
-      <w:bookmarkStart w:id="24" w:name="heading_12"/>
-      <w:bookmarkStart w:id="25" w:name="_Toc28535"/>
+      <w:bookmarkStart w:id="24" w:name="_Toc28535"/>
+      <w:bookmarkStart w:id="25" w:name="heading_12"/>
       <w:r>
         <w:t>风险管理策略</w:t>
       </w:r>
@@ -6014,8 +6027,8 @@
         <w:pStyle w:val="31"/>
         <w:bidi w:val="0"/>
       </w:pPr>
-      <w:bookmarkStart w:id="30" w:name="heading_15"/>
-      <w:bookmarkStart w:id="31" w:name="_Toc26986"/>
+      <w:bookmarkStart w:id="30" w:name="_Toc26986"/>
+      <w:bookmarkStart w:id="31" w:name="heading_15"/>
       <w:r>
         <w:t>数据质量风险</w:t>
       </w:r>
@@ -6352,8 +6365,6 @@
         </w:rPr>
         <w:t>实施</w:t>
       </w:r>
-      <w:bookmarkStart w:id="50" w:name="_GoBack"/>
-      <w:bookmarkEnd w:id="50"/>
       <w:r>
         <w:t>工程师、数据治理工程师对各自负责的服务活动、交付成果进行自我检查，确保符合规范要求。</w:t>
       </w:r>
@@ -6499,8 +6510,8 @@
         <w:pStyle w:val="29"/>
         <w:bidi w:val="0"/>
       </w:pPr>
-      <w:bookmarkStart w:id="46" w:name="_Toc7030"/>
-      <w:bookmarkStart w:id="47" w:name="heading_21"/>
+      <w:bookmarkStart w:id="46" w:name="heading_21"/>
+      <w:bookmarkStart w:id="47" w:name="_Toc7030"/>
       <w:r>
         <w:t>项目交付成果</w:t>
       </w:r>
